--- a/docao5/Reflexoes_2017_posts_content.docx
+++ b/docao5/Reflexoes_2017_posts_content.docx
@@ -12,9 +12,6 @@
       </w:r>
     </w:p>
     <w:p>
-      <w:r>
-        <w:t xml:space="preserve">URL: </w:t>
-      </w:r>
       <w:hyperlink r:id="rId9">
         <w:r>
           <w:t>http://www.reflexoesdofilosofo.blog.br/2017/12/pos.html</w:t>
@@ -124,9 +121,6 @@
       </w:r>
     </w:p>
     <w:p>
-      <w:r>
-        <w:t xml:space="preserve">URL: </w:t>
-      </w:r>
       <w:hyperlink r:id="rId10">
         <w:r>
           <w:t>http://www.reflexoesdofilosofo.blog.br/2017/11/nada-mudou.html</w:t>
@@ -228,9 +222,6 @@
       </w:r>
     </w:p>
     <w:p>
-      <w:r>
-        <w:t xml:space="preserve">URL: </w:t>
-      </w:r>
       <w:hyperlink r:id="rId11">
         <w:r>
           <w:t>http://www.reflexoesdofilosofo.blog.br/2017/09/a-corrupcao-do-homem.html</w:t>
@@ -429,9 +420,6 @@
       </w:r>
     </w:p>
     <w:p>
-      <w:r>
-        <w:t xml:space="preserve">URL: </w:t>
-      </w:r>
       <w:hyperlink r:id="rId12">
         <w:r>
           <w:t>http://www.reflexoesdofilosofo.blog.br/2017/09/colacao-de-grau.html</w:t>
@@ -498,9 +486,6 @@
       </w:r>
     </w:p>
     <w:p>
-      <w:r>
-        <w:t xml:space="preserve">URL: </w:t>
-      </w:r>
       <w:hyperlink r:id="rId13">
         <w:r>
           <w:t>http://www.reflexoesdofilosofo.blog.br/2017/06/nas-masmorras-do-poder.html</w:t>
@@ -568,9 +553,6 @@
       </w:r>
     </w:p>
     <w:p>
-      <w:r>
-        <w:t xml:space="preserve">URL: </w:t>
-      </w:r>
       <w:hyperlink r:id="rId14">
         <w:r>
           <w:t>http://www.reflexoesdofilosofo.blog.br/2017/05/dialetica-sobredeterminada.html</w:t>
@@ -712,9 +694,6 @@
       </w:r>
     </w:p>
     <w:p>
-      <w:r>
-        <w:t xml:space="preserve">URL: </w:t>
-      </w:r>
       <w:hyperlink r:id="rId15">
         <w:r>
           <w:t>http://www.reflexoesdofilosofo.blog.br/2017/05/a-lei-sobre-o-furto-de-madeira-e-o.html</w:t>
@@ -859,9 +838,6 @@
       </w:r>
     </w:p>
     <w:p>
-      <w:r>
-        <w:t xml:space="preserve">URL: </w:t>
-      </w:r>
       <w:hyperlink r:id="rId16">
         <w:r>
           <w:t>http://www.reflexoesdofilosofo.blog.br/2017/04/ontogenese-e-sobrevivencia-um-continuum.html</w:t>
@@ -951,9 +927,6 @@
       </w:r>
     </w:p>
     <w:p>
-      <w:r>
-        <w:t xml:space="preserve">URL: </w:t>
-      </w:r>
       <w:hyperlink r:id="rId17">
         <w:r>
           <w:t>http://www.reflexoesdofilosofo.blog.br/2017/04/a-dinamica-de-forcas-que-se-opoe-luta.html</w:t>
@@ -1172,9 +1145,6 @@
       </w:r>
     </w:p>
     <w:p>
-      <w:r>
-        <w:t xml:space="preserve">URL: </w:t>
-      </w:r>
       <w:hyperlink r:id="rId18">
         <w:r>
           <w:t>http://www.reflexoesdofilosofo.blog.br/2017/04/incomodo.html</w:t>
@@ -1316,9 +1286,6 @@
       </w:r>
     </w:p>
     <w:p>
-      <w:r>
-        <w:t xml:space="preserve">URL: </w:t>
-      </w:r>
       <w:hyperlink r:id="rId19">
         <w:r>
           <w:t>http://www.reflexoesdofilosofo.blog.br/2017/03/leviata-i-xvi.html</w:t>
@@ -1375,9 +1342,6 @@
       </w:r>
     </w:p>
     <w:p>
-      <w:r>
-        <w:t xml:space="preserve">URL: </w:t>
-      </w:r>
       <w:hyperlink r:id="rId20">
         <w:r>
           <w:t>http://www.reflexoesdofilosofo.blog.br/2017/03/entre-o-discreto-e-o-continuo.html</w:t>
@@ -1510,9 +1474,6 @@
       </w:r>
     </w:p>
     <w:p>
-      <w:r>
-        <w:t xml:space="preserve">URL: </w:t>
-      </w:r>
       <w:hyperlink r:id="rId21">
         <w:r>
           <w:t>http://www.reflexoesdofilosofo.blog.br/2017/02/deus-ou-seja-natureza1.html</w:t>
@@ -1772,9 +1733,6 @@
       </w:r>
     </w:p>
     <w:p>
-      <w:r>
-        <w:t xml:space="preserve">URL: </w:t>
-      </w:r>
       <w:hyperlink r:id="rId22">
         <w:r>
           <w:t>http://www.reflexoesdofilosofo.blog.br/2017/02/convergencia.html</w:t>
@@ -1869,9 +1827,6 @@
       </w:r>
     </w:p>
     <w:p>
-      <w:r>
-        <w:t xml:space="preserve">URL: </w:t>
-      </w:r>
       <w:hyperlink r:id="rId23">
         <w:r>
           <w:t>http://www.reflexoesdofilosofo.blog.br/2017/01/so-uma-resposta.html</w:t>
@@ -1941,9 +1896,6 @@
       </w:r>
     </w:p>
     <w:p>
-      <w:r>
-        <w:t xml:space="preserve">URL: </w:t>
-      </w:r>
       <w:hyperlink r:id="rId24">
         <w:r>
           <w:t>http://www.reflexoesdofilosofo.blog.br/2017/01/um-sentimento.html</w:t>
@@ -2049,9 +2001,6 @@
       </w:r>
     </w:p>
     <w:p>
-      <w:r>
-        <w:t xml:space="preserve">URL: </w:t>
-      </w:r>
       <w:hyperlink r:id="rId25">
         <w:r>
           <w:t>http://www.reflexoesdofilosofo.blog.br/2017/01/atitude-filosofica.html</w:t>
@@ -2151,9 +2100,6 @@
       </w:r>
     </w:p>
     <w:p>
-      <w:r>
-        <w:t xml:space="preserve">URL: </w:t>
-      </w:r>
       <w:hyperlink r:id="rId26">
         <w:r>
           <w:t>http://www.reflexoesdofilosofo.blog.br/2017/01/empirico-e-racional.html</w:t>
@@ -2235,9 +2181,6 @@
       </w:r>
     </w:p>
     <w:p>
-      <w:r>
-        <w:t xml:space="preserve">URL: </w:t>
-      </w:r>
       <w:hyperlink r:id="rId27">
         <w:r>
           <w:t>http://www.reflexoesdofilosofo.blog.br/2017/01/entre-o-positivo-e-o-negativo.html</w:t>
@@ -2350,9 +2293,6 @@
       </w:r>
     </w:p>
     <w:p>
-      <w:r>
-        <w:t xml:space="preserve">URL: </w:t>
-      </w:r>
       <w:hyperlink r:id="rId28">
         <w:r>
           <w:t>http://quissak-en.blogspot.com/2017/12/the-fox-and-lion.html</w:t>
@@ -2416,9 +2356,6 @@
       </w:r>
     </w:p>
     <w:p>
-      <w:r>
-        <w:t xml:space="preserve">URL: </w:t>
-      </w:r>
       <w:hyperlink r:id="rId29">
         <w:r>
           <w:t>http://quissak-en.blogspot.com/2017/11/eudaimonia.html</w:t>
@@ -2489,9 +2426,6 @@
       </w:r>
     </w:p>
     <w:p>
-      <w:r>
-        <w:t xml:space="preserve">URL: </w:t>
-      </w:r>
       <w:hyperlink r:id="rId30">
         <w:r>
           <w:t>http://quissak-en.blogspot.com/2017/10/free-will-and-determinism.html</w:t>
